--- a/The Dolphins' View of History/chapters/18 - Machines and Manifestos - Renaissance, Enlightenment, and Industry.docx
+++ b/The Dolphins' View of History/chapters/18 - Machines and Manifestos - Renaissance, Enlightenment, and Industry.docx
@@ -18,7 +18,7 @@
           <w:sz w:val="36"/>
           <w:szCs w:val="36"/>
         </w:rPr>
-        <w:t xml:space="preserve">Chapter 18: Machines and Manifestos — Renaissance, Enlightenment, and Industry</w:t>
+        <w:t xml:space="preserve">1450 to the Late 1800s: Machines and Manifestos — Renaissance, Enlightenment, and Industry</w:t>
       </w:r>
     </w:p>
     <w:p>

--- a/The Dolphins' View of History/chapters/18 - Machines and Manifestos - Renaissance, Enlightenment, and Industry.docx
+++ b/The Dolphins' View of History/chapters/18 - Machines and Manifestos - Renaissance, Enlightenment, and Industry.docx
@@ -90,6 +90,14 @@
         <w:spacing w:after="200"/>
       </w:pPr>
       <w:r>
+        <w:t xml:space="preserve">This is where the ratchet from the first chapter acquires an engine. For a million years the stored know-how of the species had been multiplied by muscle, its own or an animal's. Coal multiplied it by sunlight buried three hundred million years earlier. Wisdom had no equivalent fuel. Factory laws, public sanitation, and limits on child labor all came eventually, but each had to be argued for, one parliament and one generation at a time, after the damage was done.</w:t>
+      </w:r>
+    </w:p>
+    <w:p>
+      <w:pPr>
+        <w:spacing w:after="200"/>
+      </w:pPr>
+      <w:r>
         <w:t xml:space="preserve">The other side of the ledger was immediate, and dolphin historians insist on stating it beside the productivity gains, not tucked in afterward: children as young as five or six worked textile mill floors on twelve-hour shifts; new industrial cities like Manchester grew so fast that sanitation and housing never caught up, and cholera outbreaks followed accordingly.</w:t>
       </w:r>
     </w:p>
@@ -110,19 +118,7 @@
         <w:spacing w:after="200"/>
       </w:pPr>
       <w:r>
-        <w:t xml:space="preserve">Forests vanished into furnaces, coal smoke turned industrial skies the color of old newspaper, and factory waste began its long journey to the sea. As late as December 1952, London suffered a week of unfiltered coal smoke that killed thousands of people in a few days, a rare occasion on which British weather was not entirely the weather's fault.</w:t>
-      </w:r>
-    </w:p>
-    <w:p>
-      <w:pPr>
-        <w:spacing w:after="200"/>
-      </w:pPr>
-      <w:r>
-        <w:rPr>
-          <w:i/>
-          <w:iCs/>
-        </w:rPr>
-        <w:t xml:space="preserve">“Humans solved many problems,” dolphin historians noted, “by creating larger problems.”</w:t>
+        <w:t xml:space="preserve">Forests vanished into furnaces, coal smoke turned industrial skies the color of old newspaper, and factory waste began its long journey to the sea. As late as December 1952, London suffered five days of coal smoke so thick that about four thousand people died within days, and by later estimates as many as twelve thousand over the following months, a rare occasion on which British weather was not entirely the weather's fault.</w:t>
       </w:r>
     </w:p>
     <w:p>

--- a/The Dolphins' View of History/chapters/18 - Machines and Manifestos - Renaissance, Enlightenment, and Industry.docx
+++ b/The Dolphins' View of History/chapters/18 - Machines and Manifestos - Renaissance, Enlightenment, and Industry.docx
@@ -98,7 +98,7 @@
         <w:spacing w:after="200"/>
       </w:pPr>
       <w:r>
-        <w:t xml:space="preserve">The other side of the ledger was immediate, and dolphin historians insist on stating it beside the productivity gains, not tucked in afterward: children as young as five or six worked textile mill floors on twelve-hour shifts; new industrial cities like Manchester grew so fast that sanitation and housing never caught up, and cholera outbreaks followed accordingly.</w:t>
+        <w:t xml:space="preserve">The other side of the ledger was immediate, and dolphin historians set it down beside the productivity gains, not tucked in afterward: children as young as five or six worked textile mill floors on twelve-hour shifts; new industrial cities like Manchester grew so fast that sanitation and housing never caught up, and cholera outbreaks followed accordingly.</w:t>
       </w:r>
     </w:p>
     <w:p>

--- a/The Dolphins' View of History/chapters/18 - Machines and Manifestos - Renaissance, Enlightenment, and Industry.docx
+++ b/The Dolphins' View of History/chapters/18 - Machines and Manifestos - Renaissance, Enlightenment, and Industry.docx
@@ -90,15 +90,15 @@
         <w:spacing w:after="200"/>
       </w:pPr>
       <w:r>
-        <w:t xml:space="preserve">This is where the ratchet from the first chapter acquires an engine. For a million years the stored know-how of the species had been multiplied by muscle, its own or an animal's. Coal multiplied it by sunlight buried three hundred million years earlier. Wisdom had no equivalent fuel. Factory laws, public sanitation, and limits on child labor all came eventually, but each had to be argued for, one parliament and one generation at a time, after the damage was done.</w:t>
-      </w:r>
-    </w:p>
-    <w:p>
-      <w:pPr>
-        <w:spacing w:after="200"/>
-      </w:pPr>
-      <w:r>
-        <w:t xml:space="preserve">The other side of the ledger was immediate, and dolphin historians insist on stating it beside the productivity gains, not tucked in afterward: children as young as five or six worked textile mill floors on twelve-hour shifts; new industrial cities like Manchester grew so fast that sanitation and housing never caught up, and cholera outbreaks followed accordingly.</w:t>
+        <w:t xml:space="preserve">The ratchet found an engine. For a million years the stored know-how of the species had been multiplied by muscle, its own or an animal's. Coal multiplied it by sunlight buried three hundred million years earlier. Wisdom had no equivalent fuel. Factory laws, public sanitation, and limits on child labor all came eventually, but each had to be argued for, one parliament and one generation at a time, after the damage was done.</w:t>
+      </w:r>
+    </w:p>
+    <w:p>
+      <w:pPr>
+        <w:spacing w:after="200"/>
+      </w:pPr>
+      <w:r>
+        <w:t xml:space="preserve">The other side of the ledger was immediate, and dolphin historians set it beside the productivity gains, not tucked in afterward: children as young as five or six worked textile mill floors on twelve-hour shifts; new industrial cities like Manchester grew so fast that sanitation and housing never caught up, and cholera outbreaks followed accordingly.</w:t>
       </w:r>
     </w:p>
     <w:p>
